--- a/00-首页/题组Word/初赛模拟卷/真题版式/初赛模拟卷O2（有机·学生版·真题版式）.docx
+++ b/00-首页/题组Word/初赛模拟卷/真题版式/初赛模拟卷O2（有机·学生版·真题版式）.docx
@@ -2,7 +2,7 @@
 <file path=word/document.xml><?xml version="1.0" encoding="utf-8"?>
 <w:document xmlns:w="http://schemas.openxmlformats.org/wordprocessingml/2006/main" xmlns:m="http://schemas.openxmlformats.org/officeDocument/2006/math" xmlns:r="http://schemas.openxmlformats.org/officeDocument/2006/relationships" xmlns:o="urn:schemas-microsoft-com:office:office" xmlns:v="urn:schemas-microsoft-com:vml" xmlns:w10="urn:schemas-microsoft-com:office:word" xmlns:a="http://schemas.openxmlformats.org/drawingml/2006/main" xmlns:pic="http://schemas.openxmlformats.org/drawingml/2006/picture" xmlns:wp="http://schemas.openxmlformats.org/drawingml/2006/wordprocessingDrawing">
   <w:body>
-    <w:bookmarkStart w:id="209" w:name="初赛模拟卷-o2有机"/>
+    <w:bookmarkStart w:id="205" w:name="初赛模拟卷-o2有机"/>
     <w:p>
       <w:pPr>
         <w:pStyle w:val="Heading1"/>
@@ -23,7 +23,7 @@
         <w:t xml:space="preserve">O2（有机）</w:t>
       </w:r>
     </w:p>
-    <w:bookmarkStart w:id="111" w:name="第一部分-有机合成与反应机理第-15-题共-65-分"/>
+    <w:bookmarkStart w:id="108" w:name="第一部分-有机合成与反应机理第-15-题共-65-分"/>
     <w:p>
       <w:pPr>
         <w:pStyle w:val="Heading2"/>
@@ -3624,7 +3624,7 @@
       </w:r>
     </w:p>
     <w:bookmarkEnd w:id="56"/>
-    <w:bookmarkStart w:id="90" w:name="第-3-题13-分吡唑环的区域选择性烷基化"/>
+    <w:bookmarkStart w:id="87" w:name="第-3-题13-分吡唑环的区域选择性烷基化"/>
     <w:p>
       <w:pPr>
         <w:pStyle w:val="Heading3"/>
@@ -4485,7 +4485,142 @@
         <w:rPr>
           <w:rFonts w:ascii="Times New Roman" w:hAnsi="Times New Roman" w:cs="Times New Roman" w:eastAsia="SimSun"/>
         </w:rPr>
-        <w:t xml:space="preserve">NNMT-36，研究人员更改了许多位置的氨基酸残基，研究人员更改的氨</w:t>
+        <w:t xml:space="preserve">NNMT-36，研究人员更改了许多位置的氨基酸残基，研究人员更改的氨基酸残基主要位于何位置？</w:t>
+      </w:r>
+    </w:p>
+    <w:p>
+      <w:pPr>
+        <w:pStyle w:val="Compact"/>
+        <w:numPr>
+          <w:ilvl w:val="0"/>
+          <w:numId w:val="1002"/>
+        </w:numPr>
+        <w:spacing w:before="0" w:after="0" w:line="276" w:lineRule="auto"/>
+      </w:pPr>
+      <w:r>
+        <w:rPr>
+          <w:rFonts w:ascii="Times New Roman" w:hAnsi="Times New Roman" w:cs="Times New Roman" w:eastAsia="SimSun"/>
+        </w:rPr>
+        <w:t xml:space="preserve">与吡唑衍生物结合区域</w:t>
+      </w:r>
+      <w:r>
+        <w:t xml:space="preserve">　b) </w:t>
+      </w:r>
+      <w:r>
+        <w:rPr>
+          <w:rFonts w:ascii="Times New Roman" w:hAnsi="Times New Roman" w:cs="Times New Roman" w:eastAsia="SimSun"/>
+        </w:rPr>
+        <w:t xml:space="preserve">与</w:t>
+      </w:r>
+      <w:r>
+        <w:t xml:space="preserve"> SAM </w:t>
+      </w:r>
+      <w:r>
+        <w:rPr>
+          <w:rFonts w:ascii="Times New Roman" w:hAnsi="Times New Roman" w:cs="Times New Roman" w:eastAsia="SimSun"/>
+        </w:rPr>
+        <w:t xml:space="preserve">结合区域</w:t>
+      </w:r>
+      <w:r>
+        <w:t xml:space="preserve">　c) </w:t>
+      </w:r>
+      <w:r>
+        <w:rPr>
+          <w:rFonts w:ascii="Times New Roman" w:hAnsi="Times New Roman" w:cs="Times New Roman" w:eastAsia="SimSun"/>
+        </w:rPr>
+        <w:t xml:space="preserve">蛋白质外围区域</w:t>
+      </w:r>
+    </w:p>
+    <w:p>
+      <w:pPr>
+        <w:pStyle w:val="FirstParagraph"/>
+        <w:spacing w:before="0" w:after="0" w:line="276" w:lineRule="auto"/>
+      </w:pPr>
+      <w:r>
+        <w:rPr>
+          <w:b/>
+          <w:bCs/>
+        </w:rPr>
+        <w:t xml:space="preserve">3-2-4</w:t>
+      </w:r>
+      <w:r>
+        <w:t xml:space="preserve"> </w:t>
+      </w:r>
+      <w:r>
+        <w:t xml:space="preserve">NNMT-36 </w:t>
+      </w:r>
+      <w:r>
+        <w:rPr>
+          <w:rFonts w:ascii="Times New Roman" w:hAnsi="Times New Roman" w:cs="Times New Roman" w:eastAsia="SimSun"/>
+        </w:rPr>
+        <w:t xml:space="preserve">不止可以催化甲基化，还可以催化乙基化和丙基化反应，分别投入</w:t>
+      </w:r>
+      <w:r>
+        <w:t xml:space="preserve"> EtI </w:t>
+      </w:r>
+      <w:r>
+        <w:rPr>
+          <w:rFonts w:ascii="Times New Roman" w:hAnsi="Times New Roman" w:cs="Times New Roman" w:eastAsia="SimSun"/>
+        </w:rPr>
+        <w:t xml:space="preserve">和</w:t>
+      </w:r>
+      <w:r>
+        <w:t xml:space="preserve"> </w:t>
+      </w:r>
+      <w:r>
+        <w:rPr>
+          <w:rFonts w:ascii="Times New Roman" w:hAnsi="Times New Roman" w:cs="Times New Roman" w:eastAsia="SimSun"/>
+        </w:rPr>
+        <w:t xml:space="preserve">n-PrI。将</w:t>
+      </w:r>
+      <w:r>
+        <w:t xml:space="preserve"> MeI、EtI、n-PrI </w:t>
+      </w:r>
+      <w:r>
+        <w:rPr>
+          <w:rFonts w:ascii="Times New Roman" w:hAnsi="Times New Roman" w:cs="Times New Roman" w:eastAsia="SimSun"/>
+        </w:rPr>
+        <w:t xml:space="preserve">的反应速率从小到大排序。</w:t>
+      </w:r>
+    </w:p>
+    <w:p>
+      <w:pPr>
+        <w:pStyle w:val="BodyText"/>
+        <w:spacing w:before="0" w:after="0" w:line="276" w:lineRule="auto"/>
+      </w:pPr>
+      <w:r>
+        <w:rPr>
+          <w:b/>
+          <w:bCs/>
+        </w:rPr>
+        <w:t xml:space="preserve">3-3</w:t>
+      </w:r>
+      <w:r>
+        <w:t xml:space="preserve"> </w:t>
+      </w:r>
+      <w:r>
+        <w:rPr>
+          <w:rFonts w:ascii="Times New Roman" w:hAnsi="Times New Roman" w:cs="Times New Roman" w:eastAsia="SimSun"/>
+        </w:rPr>
+        <w:t xml:space="preserve">今年（2025</w:t>
+      </w:r>
+      <w:r>
+        <w:t xml:space="preserve"> </w:t>
+      </w:r>
+      <w:r>
+        <w:rPr>
+          <w:rFonts w:ascii="Times New Roman" w:hAnsi="Times New Roman" w:cs="Times New Roman" w:eastAsia="SimSun"/>
+        </w:rPr>
+        <w:t xml:space="preserve">年）有课题组报道了高度区域选择性的</w:t>
+      </w:r>
+      <w:r>
+        <w:t xml:space="preserve"> </w:t>
+      </w:r>
+      <w:r>
+        <w:rPr>
+          <w:rFonts w:ascii="Times New Roman" w:hAnsi="Times New Roman" w:cs="Times New Roman" w:eastAsia="SimSun"/>
+        </w:rPr>
+        <w:t xml:space="preserve">N-烷基化吡唑合成法。</w:t>
       </w:r>
     </w:p>
     <w:p>
@@ -4498,132 +4633,20 @@
       <w:r>
         <w:drawing>
           <wp:inline>
-            <wp:extent cx="3024000" cy="333544"/>
+            <wp:extent cx="3024000" cy="423962"/>
             <wp:effectExtent b="0" l="0" r="0" t="0"/>
             <wp:docPr descr="" title="" id="82" name="Picture"/>
             <a:graphic>
               <a:graphicData uri="http://schemas.openxmlformats.org/drawingml/2006/picture">
                 <pic:pic>
                   <pic:nvPicPr>
-                    <pic:cNvPr descr="66dd98d19ef36b959a2d4926d73386cb07782f8da80d16b1f2af62ab97397810.jpg" id="83" name="Picture"/>
+                    <pic:cNvPr descr="7d6b628a17b3515cf936d0547084b8a17f86f9da5b0cf71c99001e7a21324b59.jpg" id="83" name="Picture"/>
                     <pic:cNvPicPr>
                       <a:picLocks noChangeArrowheads="1" noChangeAspect="1"/>
                     </pic:cNvPicPr>
                   </pic:nvPicPr>
                   <pic:blipFill>
                     <a:blip r:embed="rId81"/>
-                    <a:stretch>
-                      <a:fillRect/>
-                    </a:stretch>
-                  </pic:blipFill>
-                  <pic:spPr bwMode="auto">
-                    <a:xfrm>
-                      <a:off x="0" y="0"/>
-                      <a:ext cx="3024000" cy="333544"/>
-                    </a:xfrm>
-                    <a:prstGeom prst="rect">
-                      <a:avLst/>
-                    </a:prstGeom>
-                    <a:noFill/>
-                    <a:ln w="9525">
-                      <a:noFill/>
-                      <a:headEnd/>
-                      <a:tailEnd/>
-                    </a:ln>
-                  </pic:spPr>
-                </pic:pic>
-              </a:graphicData>
-            </a:graphic>
-          </wp:inline>
-        </w:drawing>
-      </w:r>
-    </w:p>
-    <w:p>
-      <w:pPr>
-        <w:pStyle w:val="BodyText"/>
-        <w:spacing w:before="0" w:after="0" w:line="276" w:lineRule="auto"/>
-        <w:ind w:firstLineChars="200" w:firstLine="420"/>
-      </w:pPr>
-      <w:r>
-        <w:rPr>
-          <w:rFonts w:ascii="Times New Roman" w:hAnsi="Times New Roman" w:cs="Times New Roman" w:eastAsia="SimSun"/>
-        </w:rPr>
-        <w:t xml:space="preserve">PrI。将</w:t>
-      </w:r>
-      <w:r>
-        <w:t xml:space="preserve"> MeI、EtI、n-PrI </w:t>
-      </w:r>
-      <w:r>
-        <w:rPr>
-          <w:rFonts w:ascii="Times New Roman" w:hAnsi="Times New Roman" w:cs="Times New Roman" w:eastAsia="SimSun"/>
-        </w:rPr>
-        <w:t xml:space="preserve">的反应速率从小到大排序。</w:t>
-      </w:r>
-    </w:p>
-    <w:p>
-      <w:pPr>
-        <w:pStyle w:val="BodyText"/>
-        <w:spacing w:before="0" w:after="0" w:line="276" w:lineRule="auto"/>
-      </w:pPr>
-      <w:r>
-        <w:rPr>
-          <w:b/>
-          <w:bCs/>
-        </w:rPr>
-        <w:t xml:space="preserve">3-3</w:t>
-      </w:r>
-      <w:r>
-        <w:t xml:space="preserve"> </w:t>
-      </w:r>
-      <w:r>
-        <w:rPr>
-          <w:rFonts w:ascii="Times New Roman" w:hAnsi="Times New Roman" w:cs="Times New Roman" w:eastAsia="SimSun"/>
-        </w:rPr>
-        <w:t xml:space="preserve">今年（2025</w:t>
-      </w:r>
-      <w:r>
-        <w:t xml:space="preserve"> </w:t>
-      </w:r>
-      <w:r>
-        <w:rPr>
-          <w:rFonts w:ascii="Times New Roman" w:hAnsi="Times New Roman" w:cs="Times New Roman" w:eastAsia="SimSun"/>
-        </w:rPr>
-        <w:t xml:space="preserve">年）有课题组报道了高度区域选择性的</w:t>
-      </w:r>
-      <w:r>
-        <w:t xml:space="preserve"> </w:t>
-      </w:r>
-      <w:r>
-        <w:rPr>
-          <w:rFonts w:ascii="Times New Roman" w:hAnsi="Times New Roman" w:cs="Times New Roman" w:eastAsia="SimSun"/>
-        </w:rPr>
-        <w:t xml:space="preserve">N-烷基化吡唑合成法。</w:t>
-      </w:r>
-    </w:p>
-    <w:p>
-      <w:pPr>
-        <w:pStyle w:val="BodyText"/>
-        <w:keepNext/>
-        <w:spacing w:before="120" w:after="40" w:line="240" w:lineRule="auto"/>
-        <w:jc w:val="center"/>
-      </w:pPr>
-      <w:r>
-        <w:drawing>
-          <wp:inline>
-            <wp:extent cx="3024000" cy="423962"/>
-            <wp:effectExtent b="0" l="0" r="0" t="0"/>
-            <wp:docPr descr="" title="" id="85" name="Picture"/>
-            <a:graphic>
-              <a:graphicData uri="http://schemas.openxmlformats.org/drawingml/2006/picture">
-                <pic:pic>
-                  <pic:nvPicPr>
-                    <pic:cNvPr descr="7d6b628a17b3515cf936d0547084b8a17f86f9da5b0cf71c99001e7a21324b59.jpg" id="86" name="Picture"/>
-                    <pic:cNvPicPr>
-                      <a:picLocks noChangeArrowheads="1" noChangeAspect="1"/>
-                    </pic:cNvPicPr>
-                  </pic:nvPicPr>
-                  <pic:blipFill>
-                    <a:blip r:embed="rId84"/>
                     <a:stretch>
                       <a:fillRect/>
                     </a:stretch>
@@ -5063,18 +5086,18 @@
           <wp:inline>
             <wp:extent cx="1444752" cy="1133855"/>
             <wp:effectExtent b="0" l="0" r="0" t="0"/>
-            <wp:docPr descr="" title="" id="88" name="Picture"/>
+            <wp:docPr descr="" title="" id="85" name="Picture"/>
             <a:graphic>
               <a:graphicData uri="http://schemas.openxmlformats.org/drawingml/2006/picture">
                 <pic:pic>
                   <pic:nvPicPr>
-                    <pic:cNvPr descr="025444c4b8a3bd4428fa15b667a7b54ba19d18a8406ec5248a3904a333e27866.jpg" id="89" name="Picture"/>
+                    <pic:cNvPr descr="025444c4b8a3bd4428fa15b667a7b54ba19d18a8406ec5248a3904a333e27866.jpg" id="86" name="Picture"/>
                     <pic:cNvPicPr>
                       <a:picLocks noChangeArrowheads="1" noChangeAspect="1"/>
                     </pic:cNvPicPr>
                   </pic:nvPicPr>
                   <pic:blipFill>
-                    <a:blip r:embed="rId87"/>
+                    <a:blip r:embed="rId84"/>
                     <a:stretch>
                       <a:fillRect/>
                     </a:stretch>
@@ -5101,8 +5124,8 @@
         </w:drawing>
       </w:r>
     </w:p>
-    <w:bookmarkEnd w:id="90"/>
-    <w:bookmarkStart w:id="106" w:name="第-4-题13-分分子编辑"/>
+    <w:bookmarkEnd w:id="87"/>
+    <w:bookmarkStart w:id="103" w:name="第-4-题13-分分子编辑"/>
     <w:p>
       <w:pPr>
         <w:pStyle w:val="Heading3"/>
@@ -5208,18 +5231,18 @@
           <wp:inline>
             <wp:extent cx="3024000" cy="830454"/>
             <wp:effectExtent b="0" l="0" r="0" t="0"/>
-            <wp:docPr descr="" title="" id="92" name="Picture"/>
+            <wp:docPr descr="" title="" id="89" name="Picture"/>
             <a:graphic>
               <a:graphicData uri="http://schemas.openxmlformats.org/drawingml/2006/picture">
                 <pic:pic>
                   <pic:nvPicPr>
-                    <pic:cNvPr descr="7d21a9159301db479bb727697f2dfb16dc8c93a2af34752c22ce2ced1c73b053.jpg" id="93" name="Picture"/>
+                    <pic:cNvPr descr="7d21a9159301db479bb727697f2dfb16dc8c93a2af34752c22ce2ced1c73b053.jpg" id="90" name="Picture"/>
                     <pic:cNvPicPr>
                       <a:picLocks noChangeArrowheads="1" noChangeAspect="1"/>
                     </pic:cNvPicPr>
                   </pic:nvPicPr>
                   <pic:blipFill>
-                    <a:blip r:embed="rId91"/>
+                    <a:blip r:embed="rId88"/>
                     <a:stretch>
                       <a:fillRect/>
                     </a:stretch>
@@ -5437,18 +5460,18 @@
           <wp:inline>
             <wp:extent cx="3024000" cy="589909"/>
             <wp:effectExtent b="0" l="0" r="0" t="0"/>
-            <wp:docPr descr="" title="" id="95" name="Picture"/>
+            <wp:docPr descr="" title="" id="92" name="Picture"/>
             <a:graphic>
               <a:graphicData uri="http://schemas.openxmlformats.org/drawingml/2006/picture">
                 <pic:pic>
                   <pic:nvPicPr>
-                    <pic:cNvPr descr="8c8ec3301662e4c62ca78b46280d8c340dc18e1448519ef7ef5f1fa619ca805f.jpg" id="96" name="Picture"/>
+                    <pic:cNvPr descr="8c8ec3301662e4c62ca78b46280d8c340dc18e1448519ef7ef5f1fa619ca805f.jpg" id="93" name="Picture"/>
                     <pic:cNvPicPr>
                       <a:picLocks noChangeArrowheads="1" noChangeAspect="1"/>
                     </pic:cNvPicPr>
                   </pic:nvPicPr>
                   <pic:blipFill>
-                    <a:blip r:embed="rId94"/>
+                    <a:blip r:embed="rId91"/>
                     <a:stretch>
                       <a:fillRect/>
                     </a:stretch>
@@ -5518,18 +5541,18 @@
           <wp:inline>
             <wp:extent cx="3024000" cy="956335"/>
             <wp:effectExtent b="0" l="0" r="0" t="0"/>
-            <wp:docPr descr="" title="" id="98" name="Picture"/>
+            <wp:docPr descr="" title="" id="95" name="Picture"/>
             <a:graphic>
               <a:graphicData uri="http://schemas.openxmlformats.org/drawingml/2006/picture">
                 <pic:pic>
                   <pic:nvPicPr>
-                    <pic:cNvPr descr="5648e28213e90a022ac8edcf2cd10b0cf4569ab53b60704e70d8d70d45a5ff8d.jpg" id="99" name="Picture"/>
+                    <pic:cNvPr descr="5648e28213e90a022ac8edcf2cd10b0cf4569ab53b60704e70d8d70d45a5ff8d.jpg" id="96" name="Picture"/>
                     <pic:cNvPicPr>
                       <a:picLocks noChangeArrowheads="1" noChangeAspect="1"/>
                     </pic:cNvPicPr>
                   </pic:nvPicPr>
                   <pic:blipFill>
-                    <a:blip r:embed="rId97"/>
+                    <a:blip r:embed="rId94"/>
                     <a:stretch>
                       <a:fillRect/>
                     </a:stretch>
@@ -5619,18 +5642,18 @@
           <wp:inline>
             <wp:extent cx="2456688" cy="670559"/>
             <wp:effectExtent b="0" l="0" r="0" t="0"/>
-            <wp:docPr descr="" title="" id="101" name="Picture"/>
+            <wp:docPr descr="" title="" id="98" name="Picture"/>
             <a:graphic>
               <a:graphicData uri="http://schemas.openxmlformats.org/drawingml/2006/picture">
                 <pic:pic>
                   <pic:nvPicPr>
-                    <pic:cNvPr descr="97e9f376b274a8afc95cf2ca285a103b10cdd57b615226f4f86a0bc4cfb30916.jpg" id="102" name="Picture"/>
+                    <pic:cNvPr descr="97e9f376b274a8afc95cf2ca285a103b10cdd57b615226f4f86a0bc4cfb30916.jpg" id="99" name="Picture"/>
                     <pic:cNvPicPr>
                       <a:picLocks noChangeArrowheads="1" noChangeAspect="1"/>
                     </pic:cNvPicPr>
                   </pic:nvPicPr>
                   <pic:blipFill>
-                    <a:blip r:embed="rId100"/>
+                    <a:blip r:embed="rId97"/>
                     <a:stretch>
                       <a:fillRect/>
                     </a:stretch>
@@ -5747,18 +5770,18 @@
           <wp:inline>
             <wp:extent cx="2556515" cy="1872000"/>
             <wp:effectExtent b="0" l="0" r="0" t="0"/>
-            <wp:docPr descr="" title="" id="104" name="Picture"/>
+            <wp:docPr descr="" title="" id="101" name="Picture"/>
             <a:graphic>
               <a:graphicData uri="http://schemas.openxmlformats.org/drawingml/2006/picture">
                 <pic:pic>
                   <pic:nvPicPr>
-                    <pic:cNvPr descr="3ecce48a2189ef8847307b8ef741cb0fc32f923a208daf4803db251a6b988a5f.jpg" id="105" name="Picture"/>
+                    <pic:cNvPr descr="3ecce48a2189ef8847307b8ef741cb0fc32f923a208daf4803db251a6b988a5f.jpg" id="102" name="Picture"/>
                     <pic:cNvPicPr>
                       <a:picLocks noChangeArrowheads="1" noChangeAspect="1"/>
                     </pic:cNvPicPr>
                   </pic:nvPicPr>
                   <pic:blipFill>
-                    <a:blip r:embed="rId103"/>
+                    <a:blip r:embed="rId100"/>
                     <a:stretch>
                       <a:fillRect/>
                     </a:stretch>
@@ -5785,8 +5808,8 @@
         </w:drawing>
       </w:r>
     </w:p>
-    <w:bookmarkEnd w:id="106"/>
-    <w:bookmarkStart w:id="110" w:name="第-5-题13-分三钴碳化物簇"/>
+    <w:bookmarkEnd w:id="103"/>
+    <w:bookmarkStart w:id="107" w:name="第-5-题13-分三钴碳化物簇"/>
     <w:p>
       <w:pPr>
         <w:pStyle w:val="Heading3"/>
@@ -6543,18 +6566,18 @@
           <wp:inline>
             <wp:extent cx="3024000" cy="667672"/>
             <wp:effectExtent b="0" l="0" r="0" t="0"/>
-            <wp:docPr descr="" title="" id="108" name="Picture"/>
+            <wp:docPr descr="" title="" id="105" name="Picture"/>
             <a:graphic>
               <a:graphicData uri="http://schemas.openxmlformats.org/drawingml/2006/picture">
                 <pic:pic>
                   <pic:nvPicPr>
-                    <pic:cNvPr descr="a6c6af33b2ad760a995b15a57f82bd6969b5284b47b72bd5df067c4681cbf4f5.jpg" id="109" name="Picture"/>
+                    <pic:cNvPr descr="a6c6af33b2ad760a995b15a57f82bd6969b5284b47b72bd5df067c4681cbf4f5.jpg" id="106" name="Picture"/>
                     <pic:cNvPicPr>
                       <a:picLocks noChangeArrowheads="1" noChangeAspect="1"/>
                     </pic:cNvPicPr>
                   </pic:nvPicPr>
                   <pic:blipFill>
-                    <a:blip r:embed="rId107"/>
+                    <a:blip r:embed="rId104"/>
                     <a:stretch>
                       <a:fillRect/>
                     </a:stretch>
@@ -8783,9 +8806,9 @@
         <w:t xml:space="preserve">Me，甲基；Et，乙基；Pr，丙基；Bu，丁基；Ph，苯基；Ac，乙酰基；Ts，对甲苯磺酰基；Cy，环己基；mCPBA，间氯过氧苯甲酸；DMSO，二甲亚砜；LDA，二异丙基氨基锂；THF，四氢呋喃；AIBN，偶氮二异丁腈；DBU，1,8-二氮杂双环[5.4.0]十一烯。</w:t>
       </w:r>
     </w:p>
-    <w:bookmarkEnd w:id="110"/>
-    <w:bookmarkEnd w:id="111"/>
-    <w:bookmarkStart w:id="154" w:name="第二部分-结构鉴定与立体化学第-610-题共-65-分"/>
+    <w:bookmarkEnd w:id="107"/>
+    <w:bookmarkEnd w:id="108"/>
+    <w:bookmarkStart w:id="204" w:name="第二部分-结构鉴定与立体化学第-610-题共-65-分"/>
     <w:p>
       <w:pPr>
         <w:pStyle w:val="Heading2"/>
@@ -8824,7 +8847,7 @@
         <w:t xml:space="preserve">分）</w:t>
       </w:r>
     </w:p>
-    <w:bookmarkStart w:id="127" w:name="第-6-题13-分复杂的-wittig-重排"/>
+    <w:bookmarkStart w:id="124" w:name="第-6-题13-分复杂的-wittig-重排"/>
     <w:p>
       <w:pPr>
         <w:pStyle w:val="Heading3"/>
@@ -8953,18 +8976,18 @@
           <wp:inline>
             <wp:extent cx="1938528" cy="548639"/>
             <wp:effectExtent b="0" l="0" r="0" t="0"/>
-            <wp:docPr descr="" title="" id="113" name="Picture"/>
+            <wp:docPr descr="" title="" id="110" name="Picture"/>
             <a:graphic>
               <a:graphicData uri="http://schemas.openxmlformats.org/drawingml/2006/picture">
                 <pic:pic>
                   <pic:nvPicPr>
-                    <pic:cNvPr descr="1d4d1709ee4e03d9062a7de821d9de57cd2492fbc0d388234de44576942f13d7.jpg" id="114" name="Picture"/>
+                    <pic:cNvPr descr="1d4d1709ee4e03d9062a7de821d9de57cd2492fbc0d388234de44576942f13d7.jpg" id="111" name="Picture"/>
                     <pic:cNvPicPr>
                       <a:picLocks noChangeArrowheads="1" noChangeAspect="1"/>
                     </pic:cNvPicPr>
                   </pic:nvPicPr>
                   <pic:blipFill>
-                    <a:blip r:embed="rId112"/>
+                    <a:blip r:embed="rId109"/>
                     <a:stretch>
                       <a:fillRect/>
                     </a:stretch>
@@ -9116,18 +9139,18 @@
           <wp:inline>
             <wp:extent cx="3024000" cy="803461"/>
             <wp:effectExtent b="0" l="0" r="0" t="0"/>
-            <wp:docPr descr="" title="" id="116" name="Picture"/>
+            <wp:docPr descr="" title="" id="113" name="Picture"/>
             <a:graphic>
               <a:graphicData uri="http://schemas.openxmlformats.org/drawingml/2006/picture">
                 <pic:pic>
                   <pic:nvPicPr>
-                    <pic:cNvPr descr="2f41eefb2f8837e882efddd34785856a3b9af320cdd7cc417be25a21fab2c5d0.jpg" id="117" name="Picture"/>
+                    <pic:cNvPr descr="2f41eefb2f8837e882efddd34785856a3b9af320cdd7cc417be25a21fab2c5d0.jpg" id="114" name="Picture"/>
                     <pic:cNvPicPr>
                       <a:picLocks noChangeArrowheads="1" noChangeAspect="1"/>
                     </pic:cNvPicPr>
                   </pic:nvPicPr>
                   <pic:blipFill>
-                    <a:blip r:embed="rId115"/>
+                    <a:blip r:embed="rId112"/>
                     <a:stretch>
                       <a:fillRect/>
                     </a:stretch>
@@ -9299,18 +9322,18 @@
           <wp:inline>
             <wp:extent cx="3024000" cy="1252124"/>
             <wp:effectExtent b="0" l="0" r="0" t="0"/>
-            <wp:docPr descr="" title="" id="119" name="Picture"/>
+            <wp:docPr descr="" title="" id="116" name="Picture"/>
             <a:graphic>
               <a:graphicData uri="http://schemas.openxmlformats.org/drawingml/2006/picture">
                 <pic:pic>
                   <pic:nvPicPr>
-                    <pic:cNvPr descr="c01f38ed91851ecdd5a7bafa10e2ae41a671f0ed4f073912970da57131275e30.jpg" id="120" name="Picture"/>
+                    <pic:cNvPr descr="c01f38ed91851ecdd5a7bafa10e2ae41a671f0ed4f073912970da57131275e30.jpg" id="117" name="Picture"/>
                     <pic:cNvPicPr>
                       <a:picLocks noChangeArrowheads="1" noChangeAspect="1"/>
                     </pic:cNvPicPr>
                   </pic:nvPicPr>
                   <pic:blipFill>
-                    <a:blip r:embed="rId118"/>
+                    <a:blip r:embed="rId115"/>
                     <a:stretch>
                       <a:fillRect/>
                     </a:stretch>
@@ -9421,18 +9444,18 @@
           <wp:inline>
             <wp:extent cx="3024000" cy="1666692"/>
             <wp:effectExtent b="0" l="0" r="0" t="0"/>
-            <wp:docPr descr="" title="" id="122" name="Picture"/>
+            <wp:docPr descr="" title="" id="119" name="Picture"/>
             <a:graphic>
               <a:graphicData uri="http://schemas.openxmlformats.org/drawingml/2006/picture">
                 <pic:pic>
                   <pic:nvPicPr>
-                    <pic:cNvPr descr="8c28f829305194786d02e72b66cd5edc1d769033afea47367dc25569c4cfa3af.jpg" id="123" name="Picture"/>
+                    <pic:cNvPr descr="8c28f829305194786d02e72b66cd5edc1d769033afea47367dc25569c4cfa3af.jpg" id="120" name="Picture"/>
                     <pic:cNvPicPr>
                       <a:picLocks noChangeArrowheads="1" noChangeAspect="1"/>
                     </pic:cNvPicPr>
                   </pic:nvPicPr>
                   <pic:blipFill>
-                    <a:blip r:embed="rId121"/>
+                    <a:blip r:embed="rId118"/>
                     <a:stretch>
                       <a:fillRect/>
                     </a:stretch>
@@ -9504,18 +9527,18 @@
           <wp:inline>
             <wp:extent cx="3024000" cy="755335"/>
             <wp:effectExtent b="0" l="0" r="0" t="0"/>
-            <wp:docPr descr="" title="" id="125" name="Picture"/>
+            <wp:docPr descr="" title="" id="122" name="Picture"/>
             <a:graphic>
               <a:graphicData uri="http://schemas.openxmlformats.org/drawingml/2006/picture">
                 <pic:pic>
                   <pic:nvPicPr>
-                    <pic:cNvPr descr="ec7d8567258d7fbd556d3f6495f29a3a0b52a58759745313a0395c5751b70b83.jpg" id="126" name="Picture"/>
+                    <pic:cNvPr descr="ec7d8567258d7fbd556d3f6495f29a3a0b52a58759745313a0395c5751b70b83.jpg" id="123" name="Picture"/>
                     <pic:cNvPicPr>
                       <a:picLocks noChangeArrowheads="1" noChangeAspect="1"/>
                     </pic:cNvPicPr>
                   </pic:nvPicPr>
                   <pic:blipFill>
-                    <a:blip r:embed="rId124"/>
+                    <a:blip r:embed="rId121"/>
                     <a:stretch>
                       <a:fillRect/>
                     </a:stretch>
@@ -9928,8 +9951,8 @@
         <w:t xml:space="preserve">值的作用。</w:t>
       </w:r>
     </w:p>
-    <w:bookmarkEnd w:id="127"/>
-    <w:bookmarkStart w:id="131" w:name="第-7-题13-分某类有机发光小分子"/>
+    <w:bookmarkEnd w:id="124"/>
+    <w:bookmarkStart w:id="128" w:name="第-7-题13-分某类有机发光小分子"/>
     <w:p>
       <w:pPr>
         <w:pStyle w:val="Heading3"/>
@@ -10065,18 +10088,18 @@
           <wp:inline>
             <wp:extent cx="3024000" cy="1074006"/>
             <wp:effectExtent b="0" l="0" r="0" t="0"/>
-            <wp:docPr descr="" title="" id="129" name="Picture"/>
+            <wp:docPr descr="" title="" id="126" name="Picture"/>
             <a:graphic>
               <a:graphicData uri="http://schemas.openxmlformats.org/drawingml/2006/picture">
                 <pic:pic>
                   <pic:nvPicPr>
-                    <pic:cNvPr descr="de1f7b856759b6cf361b8a3e1988f929b6f77ea1197825b5cafb7e9a48f21c34.jpg" id="130" name="Picture"/>
+                    <pic:cNvPr descr="de1f7b856759b6cf361b8a3e1988f929b6f77ea1197825b5cafb7e9a48f21c34.jpg" id="127" name="Picture"/>
                     <pic:cNvPicPr>
                       <a:picLocks noChangeArrowheads="1" noChangeAspect="1"/>
                     </pic:cNvPicPr>
                   </pic:nvPicPr>
                   <pic:blipFill>
-                    <a:blip r:embed="rId128"/>
+                    <a:blip r:embed="rId125"/>
                     <a:stretch>
                       <a:fillRect/>
                     </a:stretch>
@@ -10753,8 +10776,8 @@
         <w:t xml:space="preserve">的杂化方式。</w:t>
       </w:r>
     </w:p>
-    <w:bookmarkEnd w:id="131"/>
-    <w:bookmarkStart w:id="153" w:name="第-8-题13-分烷烃构象与-a¹³-张力"/>
+    <w:bookmarkEnd w:id="128"/>
+    <w:bookmarkStart w:id="186" w:name="第-8-题13-分烷烃构象与-a¹³-张力"/>
     <w:p>
       <w:pPr>
         <w:pStyle w:val="Heading3"/>
@@ -10939,18 +10962,18 @@
                 <wp:inline>
                   <wp:extent cx="1005839" cy="1103376"/>
                   <wp:effectExtent b="0" l="0" r="0" t="0"/>
-                  <wp:docPr descr="" title="" id="133" name="Picture"/>
+                  <wp:docPr descr="" title="" id="130" name="Picture"/>
                   <a:graphic>
                     <a:graphicData uri="http://schemas.openxmlformats.org/drawingml/2006/picture">
                       <pic:pic>
                         <pic:nvPicPr>
-                          <pic:cNvPr descr="39e8d9413e054bf66fee4111535fa317c163bb3b1849d25a8cb594059b7c2b9d.jpg" id="134" name="Picture"/>
+                          <pic:cNvPr descr="39e8d9413e054bf66fee4111535fa317c163bb3b1849d25a8cb594059b7c2b9d.jpg" id="131" name="Picture"/>
                           <pic:cNvPicPr>
                             <a:picLocks noChangeArrowheads="1" noChangeAspect="1"/>
                           </pic:cNvPicPr>
                         </pic:nvPicPr>
                         <pic:blipFill>
-                          <a:blip r:embed="rId132"/>
+                          <a:blip r:embed="rId129"/>
                           <a:stretch>
                             <a:fillRect/>
                           </a:stretch>
@@ -10993,18 +11016,18 @@
                 <wp:inline>
                   <wp:extent cx="713232" cy="566928"/>
                   <wp:effectExtent b="0" l="0" r="0" t="0"/>
-                  <wp:docPr descr="" title="" id="136" name="Picture"/>
+                  <wp:docPr descr="" title="" id="133" name="Picture"/>
                   <a:graphic>
                     <a:graphicData uri="http://schemas.openxmlformats.org/drawingml/2006/picture">
                       <pic:pic>
                         <pic:nvPicPr>
-                          <pic:cNvPr descr="8c8ae8df2d03fa3002e48ddc82d19291199c9e6b47b6fff6aea2339888832ff6.jpg" id="137" name="Picture"/>
+                          <pic:cNvPr descr="8c8ae8df2d03fa3002e48ddc82d19291199c9e6b47b6fff6aea2339888832ff6.jpg" id="134" name="Picture"/>
                           <pic:cNvPicPr>
                             <a:picLocks noChangeArrowheads="1" noChangeAspect="1"/>
                           </pic:cNvPicPr>
                         </pic:nvPicPr>
                         <pic:blipFill>
-                          <a:blip r:embed="rId135"/>
+                          <a:blip r:embed="rId132"/>
                           <a:stretch>
                             <a:fillRect/>
                           </a:stretch>
@@ -11047,18 +11070,18 @@
                 <wp:inline>
                   <wp:extent cx="1091184" cy="1091184"/>
                   <wp:effectExtent b="0" l="0" r="0" t="0"/>
-                  <wp:docPr descr="" title="" id="139" name="Picture"/>
+                  <wp:docPr descr="" title="" id="136" name="Picture"/>
                   <a:graphic>
                     <a:graphicData uri="http://schemas.openxmlformats.org/drawingml/2006/picture">
                       <pic:pic>
                         <pic:nvPicPr>
-                          <pic:cNvPr descr="71b8eaf1f5da599eeed8cad977be93a46f31bec2f5bab3b560e68169b54a5c23.jpg" id="140" name="Picture"/>
+                          <pic:cNvPr descr="71b8eaf1f5da599eeed8cad977be93a46f31bec2f5bab3b560e68169b54a5c23.jpg" id="137" name="Picture"/>
                           <pic:cNvPicPr>
                             <a:picLocks noChangeArrowheads="1" noChangeAspect="1"/>
                           </pic:cNvPicPr>
                         </pic:nvPicPr>
                         <pic:blipFill>
-                          <a:blip r:embed="rId138"/>
+                          <a:blip r:embed="rId135"/>
                           <a:stretch>
                             <a:fillRect/>
                           </a:stretch>
@@ -11199,18 +11222,18 @@
                 <wp:inline>
                   <wp:extent cx="1548384" cy="597407"/>
                   <wp:effectExtent b="0" l="0" r="0" t="0"/>
-                  <wp:docPr descr="" title="" id="142" name="Picture"/>
+                  <wp:docPr descr="" title="" id="139" name="Picture"/>
                   <a:graphic>
                     <a:graphicData uri="http://schemas.openxmlformats.org/drawingml/2006/picture">
                       <pic:pic>
                         <pic:nvPicPr>
-                          <pic:cNvPr descr="47bbb159ff20e03f39dbe59bfea6c9cf5726e9e5afee2a92ce942e9e8f0d2398.jpg" id="143" name="Picture"/>
+                          <pic:cNvPr descr="47bbb159ff20e03f39dbe59bfea6c9cf5726e9e5afee2a92ce942e9e8f0d2398.jpg" id="140" name="Picture"/>
                           <pic:cNvPicPr>
                             <a:picLocks noChangeArrowheads="1" noChangeAspect="1"/>
                           </pic:cNvPicPr>
                         </pic:nvPicPr>
                         <pic:blipFill>
-                          <a:blip r:embed="rId141"/>
+                          <a:blip r:embed="rId138"/>
                           <a:stretch>
                             <a:fillRect/>
                           </a:stretch>
@@ -11253,18 +11276,18 @@
                 <wp:inline>
                   <wp:extent cx="1219200" cy="816864"/>
                   <wp:effectExtent b="0" l="0" r="0" t="0"/>
-                  <wp:docPr descr="" title="" id="145" name="Picture"/>
+                  <wp:docPr descr="" title="" id="142" name="Picture"/>
                   <a:graphic>
                     <a:graphicData uri="http://schemas.openxmlformats.org/drawingml/2006/picture">
                       <pic:pic>
                         <pic:nvPicPr>
-                          <pic:cNvPr descr="fe4c6c9feb33aaf8ac5b9b6e777873f0c033b3fcca3fe7eb720dced0f6f18b1e.jpg" id="146" name="Picture"/>
+                          <pic:cNvPr descr="fe4c6c9feb33aaf8ac5b9b6e777873f0c033b3fcca3fe7eb720dced0f6f18b1e.jpg" id="143" name="Picture"/>
                           <pic:cNvPicPr>
                             <a:picLocks noChangeArrowheads="1" noChangeAspect="1"/>
                           </pic:cNvPicPr>
                         </pic:nvPicPr>
                         <pic:blipFill>
-                          <a:blip r:embed="rId144"/>
+                          <a:blip r:embed="rId141"/>
                           <a:stretch>
                             <a:fillRect/>
                           </a:stretch>
@@ -11307,18 +11330,18 @@
                 <wp:inline>
                   <wp:extent cx="1225296" cy="816864"/>
                   <wp:effectExtent b="0" l="0" r="0" t="0"/>
-                  <wp:docPr descr="" title="" id="148" name="Picture"/>
+                  <wp:docPr descr="" title="" id="145" name="Picture"/>
                   <a:graphic>
                     <a:graphicData uri="http://schemas.openxmlformats.org/drawingml/2006/picture">
                       <pic:pic>
                         <pic:nvPicPr>
-                          <pic:cNvPr descr="14c9b0df1cbd20c6f419d5c43bfe4386048b9192ac57aaae425313e530acaa58.jpg" id="149" name="Picture"/>
+                          <pic:cNvPr descr="14c9b0df1cbd20c6f419d5c43bfe4386048b9192ac57aaae425313e530acaa58.jpg" id="146" name="Picture"/>
                           <pic:cNvPicPr>
                             <a:picLocks noChangeArrowheads="1" noChangeAspect="1"/>
                           </pic:cNvPicPr>
                         </pic:nvPicPr>
                         <pic:blipFill>
-                          <a:blip r:embed="rId147"/>
+                          <a:blip r:embed="rId144"/>
                           <a:stretch>
                             <a:fillRect/>
                           </a:stretch>
@@ -11377,7 +11400,7 @@
         <w:keepNext/>
         <w:numPr>
           <w:ilvl w:val="0"/>
-          <w:numId w:val="1002"/>
+          <w:numId w:val="1003"/>
         </w:numPr>
         <w:spacing w:before="120" w:after="40" w:line="240" w:lineRule="auto"/>
         <w:jc w:val="center"/>
@@ -11387,18 +11410,18 @@
           <wp:inline>
             <wp:extent cx="1444751" cy="1024128"/>
             <wp:effectExtent b="0" l="0" r="0" t="0"/>
-            <wp:docPr descr="" title="" id="151" name="Picture"/>
+            <wp:docPr descr="" title="" id="148" name="Picture"/>
             <a:graphic>
               <a:graphicData uri="http://schemas.openxmlformats.org/drawingml/2006/picture">
                 <pic:pic>
                   <pic:nvPicPr>
-                    <pic:cNvPr descr="49891da32a5c0e9c2cf1f270fe9cba45b1df0263c17615059ea1153971760ee5.jpg" id="152" name="Picture"/>
+                    <pic:cNvPr descr="49891da32a5c0e9c2cf1f270fe9cba45b1df0263c17615059ea1153971760ee5.jpg" id="149" name="Picture"/>
                     <pic:cNvPicPr>
                       <a:picLocks noChangeArrowheads="1" noChangeAspect="1"/>
                     </pic:cNvPicPr>
                   </pic:nvPicPr>
                   <pic:blipFill>
-                    <a:blip r:embed="rId150"/>
+                    <a:blip r:embed="rId147"/>
                     <a:stretch>
                       <a:fillRect/>
                     </a:stretch>
@@ -11423,35 +11446,6 @@
             </a:graphic>
           </wp:inline>
         </w:drawing>
-      </w:r>
-    </w:p>
-    <w:bookmarkEnd w:id="153"/>
-    <w:bookmarkEnd w:id="154"/>
-    <w:bookmarkStart w:id="208" w:name="奥林匹克"/>
-    <w:p>
-      <w:pPr>
-        <w:pStyle w:val="Heading2"/>
-        <w:spacing w:before="0" w:after="120" w:line="240" w:lineRule="auto"/>
-        <w:jc w:val="center"/>
-      </w:pPr>
-      <w:r>
-        <w:rPr>
-          <w:rFonts w:ascii="Times New Roman" w:hAnsi="Times New Roman" w:cs="Times New Roman" w:eastAsia="SimSun"/>
-        </w:rPr>
-        <w:t xml:space="preserve">奥林匹克</w:t>
-      </w:r>
-    </w:p>
-    <w:p>
-      <w:pPr>
-        <w:pStyle w:val="FirstParagraph"/>
-        <w:spacing w:before="0" w:after="0" w:line="276" w:lineRule="auto"/>
-        <w:ind w:firstLineChars="200" w:firstLine="420"/>
-      </w:pPr>
-      <w:r>
-        <w:rPr>
-          <w:rFonts w:ascii="Times New Roman" w:hAnsi="Times New Roman" w:cs="Times New Roman" w:eastAsia="SimSun"/>
-        </w:rPr>
-        <w:t xml:space="preserve">’026年7</w:t>
       </w:r>
     </w:p>
     <w:tbl>
@@ -11541,18 +11535,18 @@
                 <wp:inline>
                   <wp:extent cx="1568400" cy="495656"/>
                   <wp:effectExtent b="0" l="0" r="0" t="0"/>
-                  <wp:docPr descr="" title="" id="156" name="Picture"/>
+                  <wp:docPr descr="" title="" id="151" name="Picture"/>
                   <a:graphic>
                     <a:graphicData uri="http://schemas.openxmlformats.org/drawingml/2006/picture">
                       <pic:pic>
                         <pic:nvPicPr>
-                          <pic:cNvPr descr="99423b344561725ea5ed275d1ec62a4900fd59b02153d11068b2ae9cc9b89423.jpg" id="157" name="Picture"/>
+                          <pic:cNvPr descr="99423b344561725ea5ed275d1ec62a4900fd59b02153d11068b2ae9cc9b89423.jpg" id="152" name="Picture"/>
                           <pic:cNvPicPr>
                             <a:picLocks noChangeArrowheads="1" noChangeAspect="1"/>
                           </pic:cNvPicPr>
                         </pic:nvPicPr>
                         <pic:blipFill>
-                          <a:blip r:embed="rId155"/>
+                          <a:blip r:embed="rId150"/>
                           <a:stretch>
                             <a:fillRect/>
                           </a:stretch>
@@ -11595,18 +11589,18 @@
                 <wp:inline>
                   <wp:extent cx="1548384" cy="1359407"/>
                   <wp:effectExtent b="0" l="0" r="0" t="0"/>
-                  <wp:docPr descr="" title="" id="159" name="Picture"/>
+                  <wp:docPr descr="" title="" id="154" name="Picture"/>
                   <a:graphic>
                     <a:graphicData uri="http://schemas.openxmlformats.org/drawingml/2006/picture">
                       <pic:pic>
                         <pic:nvPicPr>
-                          <pic:cNvPr descr="573c174f391187bf51de8a209e7fec712f7ee3bba0b72f5a5dca54039a3f4dc6.jpg" id="160" name="Picture"/>
+                          <pic:cNvPr descr="573c174f391187bf51de8a209e7fec712f7ee3bba0b72f5a5dca54039a3f4dc6.jpg" id="155" name="Picture"/>
                           <pic:cNvPicPr>
                             <a:picLocks noChangeArrowheads="1" noChangeAspect="1"/>
                           </pic:cNvPicPr>
                         </pic:nvPicPr>
                         <pic:blipFill>
-                          <a:blip r:embed="rId158"/>
+                          <a:blip r:embed="rId153"/>
                           <a:stretch>
                             <a:fillRect/>
                           </a:stretch>
@@ -11649,18 +11643,18 @@
                 <wp:inline>
                   <wp:extent cx="1568400" cy="994880"/>
                   <wp:effectExtent b="0" l="0" r="0" t="0"/>
-                  <wp:docPr descr="" title="" id="162" name="Picture"/>
+                  <wp:docPr descr="" title="" id="157" name="Picture"/>
                   <a:graphic>
                     <a:graphicData uri="http://schemas.openxmlformats.org/drawingml/2006/picture">
                       <pic:pic>
                         <pic:nvPicPr>
-                          <pic:cNvPr descr="15c75d6b077461eab62110d0d93dbea3c8e1bc0f2abf8cce236ebfd34a87c47a.jpg" id="163" name="Picture"/>
+                          <pic:cNvPr descr="15c75d6b077461eab62110d0d93dbea3c8e1bc0f2abf8cce236ebfd34a87c47a.jpg" id="158" name="Picture"/>
                           <pic:cNvPicPr>
                             <a:picLocks noChangeArrowheads="1" noChangeAspect="1"/>
                           </pic:cNvPicPr>
                         </pic:nvPicPr>
                         <pic:blipFill>
-                          <a:blip r:embed="rId161"/>
+                          <a:blip r:embed="rId156"/>
                           <a:stretch>
                             <a:fillRect/>
                           </a:stretch>
@@ -11726,18 +11720,18 @@
           <wp:inline>
             <wp:extent cx="2645664" cy="835151"/>
             <wp:effectExtent b="0" l="0" r="0" t="0"/>
-            <wp:docPr descr="" title="" id="165" name="Picture"/>
+            <wp:docPr descr="" title="" id="160" name="Picture"/>
             <a:graphic>
               <a:graphicData uri="http://schemas.openxmlformats.org/drawingml/2006/picture">
                 <pic:pic>
                   <pic:nvPicPr>
-                    <pic:cNvPr descr="09c2d90a5b407c755a814b946ecfe55fe01006f0e41a23ba4893763ef73ab501.jpg" id="166" name="Picture"/>
+                    <pic:cNvPr descr="09c2d90a5b407c755a814b946ecfe55fe01006f0e41a23ba4893763ef73ab501.jpg" id="161" name="Picture"/>
                     <pic:cNvPicPr>
                       <a:picLocks noChangeArrowheads="1" noChangeAspect="1"/>
                     </pic:cNvPicPr>
                   </pic:nvPicPr>
                   <pic:blipFill>
-                    <a:blip r:embed="rId164"/>
+                    <a:blip r:embed="rId159"/>
                     <a:stretch>
                       <a:fillRect/>
                     </a:stretch>
@@ -11863,18 +11857,18 @@
                 <wp:inline>
                   <wp:extent cx="1511807" cy="1091184"/>
                   <wp:effectExtent b="0" l="0" r="0" t="0"/>
-                  <wp:docPr descr="" title="" id="168" name="Picture"/>
+                  <wp:docPr descr="" title="" id="163" name="Picture"/>
                   <a:graphic>
                     <a:graphicData uri="http://schemas.openxmlformats.org/drawingml/2006/picture">
                       <pic:pic>
                         <pic:nvPicPr>
-                          <pic:cNvPr descr="37bdaad2258e99268f9f7136923ba5ab229e2aa0e28a74d998d10c8d9da09c4d.jpg" id="169" name="Picture"/>
+                          <pic:cNvPr descr="37bdaad2258e99268f9f7136923ba5ab229e2aa0e28a74d998d10c8d9da09c4d.jpg" id="164" name="Picture"/>
                           <pic:cNvPicPr>
                             <a:picLocks noChangeArrowheads="1" noChangeAspect="1"/>
                           </pic:cNvPicPr>
                         </pic:nvPicPr>
                         <pic:blipFill>
-                          <a:blip r:embed="rId167"/>
+                          <a:blip r:embed="rId162"/>
                           <a:stretch>
                             <a:fillRect/>
                           </a:stretch>
@@ -11917,18 +11911,18 @@
                 <wp:inline>
                   <wp:extent cx="1444751" cy="1103376"/>
                   <wp:effectExtent b="0" l="0" r="0" t="0"/>
-                  <wp:docPr descr="" title="" id="171" name="Picture"/>
+                  <wp:docPr descr="" title="" id="166" name="Picture"/>
                   <a:graphic>
                     <a:graphicData uri="http://schemas.openxmlformats.org/drawingml/2006/picture">
                       <pic:pic>
                         <pic:nvPicPr>
-                          <pic:cNvPr descr="56d785874db90729faa91cdb32e7965c2ef3ddad43344b20fb384420fd8f9679.jpg" id="172" name="Picture"/>
+                          <pic:cNvPr descr="56d785874db90729faa91cdb32e7965c2ef3ddad43344b20fb384420fd8f9679.jpg" id="167" name="Picture"/>
                           <pic:cNvPicPr>
                             <a:picLocks noChangeArrowheads="1" noChangeAspect="1"/>
                           </pic:cNvPicPr>
                         </pic:nvPicPr>
                         <pic:blipFill>
-                          <a:blip r:embed="rId170"/>
+                          <a:blip r:embed="rId165"/>
                           <a:stretch>
                             <a:fillRect/>
                           </a:stretch>
@@ -11997,18 +11991,18 @@
                 <wp:inline>
                   <wp:extent cx="1395983" cy="987552"/>
                   <wp:effectExtent b="0" l="0" r="0" t="0"/>
-                  <wp:docPr descr="" title="" id="174" name="Picture"/>
+                  <wp:docPr descr="" title="" id="169" name="Picture"/>
                   <a:graphic>
                     <a:graphicData uri="http://schemas.openxmlformats.org/drawingml/2006/picture">
                       <pic:pic>
                         <pic:nvPicPr>
-                          <pic:cNvPr descr="d867f2e7ab8885bb8b93ccc07caebd0e631a42a438fd6d4e10f903ef6161e683.jpg" id="175" name="Picture"/>
+                          <pic:cNvPr descr="d867f2e7ab8885bb8b93ccc07caebd0e631a42a438fd6d4e10f903ef6161e683.jpg" id="170" name="Picture"/>
                           <pic:cNvPicPr>
                             <a:picLocks noChangeArrowheads="1" noChangeAspect="1"/>
                           </pic:cNvPicPr>
                         </pic:nvPicPr>
                         <pic:blipFill>
-                          <a:blip r:embed="rId173"/>
+                          <a:blip r:embed="rId168"/>
                           <a:stretch>
                             <a:fillRect/>
                           </a:stretch>
@@ -12051,18 +12045,18 @@
                 <wp:inline>
                   <wp:extent cx="1408175" cy="1493519"/>
                   <wp:effectExtent b="0" l="0" r="0" t="0"/>
-                  <wp:docPr descr="" title="" id="177" name="Picture"/>
+                  <wp:docPr descr="" title="" id="172" name="Picture"/>
                   <a:graphic>
                     <a:graphicData uri="http://schemas.openxmlformats.org/drawingml/2006/picture">
                       <pic:pic>
                         <pic:nvPicPr>
-                          <pic:cNvPr descr="3ba691a8ae347a70f5448bbf3dd0543aba7625fca30043f50eaf984fcd147901.jpg" id="178" name="Picture"/>
+                          <pic:cNvPr descr="3ba691a8ae347a70f5448bbf3dd0543aba7625fca30043f50eaf984fcd147901.jpg" id="173" name="Picture"/>
                           <pic:cNvPicPr>
                             <a:picLocks noChangeArrowheads="1" noChangeAspect="1"/>
                           </pic:cNvPicPr>
                         </pic:nvPicPr>
                         <pic:blipFill>
-                          <a:blip r:embed="rId176"/>
+                          <a:blip r:embed="rId171"/>
                           <a:stretch>
                             <a:fillRect/>
                           </a:stretch>
@@ -12153,18 +12147,18 @@
                 <wp:inline>
                   <wp:extent cx="1152144" cy="701039"/>
                   <wp:effectExtent b="0" l="0" r="0" t="0"/>
-                  <wp:docPr descr="" title="" id="180" name="Picture"/>
+                  <wp:docPr descr="" title="" id="175" name="Picture"/>
                   <a:graphic>
                     <a:graphicData uri="http://schemas.openxmlformats.org/drawingml/2006/picture">
                       <pic:pic>
                         <pic:nvPicPr>
-                          <pic:cNvPr descr="b73e2de17fb629ae693f41d01017b077e5ce704e3a2716eaebf68716be8260db.jpg" id="181" name="Picture"/>
+                          <pic:cNvPr descr="b73e2de17fb629ae693f41d01017b077e5ce704e3a2716eaebf68716be8260db.jpg" id="176" name="Picture"/>
                           <pic:cNvPicPr>
                             <a:picLocks noChangeArrowheads="1" noChangeAspect="1"/>
                           </pic:cNvPicPr>
                         </pic:nvPicPr>
                         <pic:blipFill>
-                          <a:blip r:embed="rId179"/>
+                          <a:blip r:embed="rId174"/>
                           <a:stretch>
                             <a:fillRect/>
                           </a:stretch>
@@ -12207,18 +12201,18 @@
                 <wp:inline>
                   <wp:extent cx="1377696" cy="938783"/>
                   <wp:effectExtent b="0" l="0" r="0" t="0"/>
-                  <wp:docPr descr="" title="" id="183" name="Picture"/>
+                  <wp:docPr descr="" title="" id="178" name="Picture"/>
                   <a:graphic>
                     <a:graphicData uri="http://schemas.openxmlformats.org/drawingml/2006/picture">
                       <pic:pic>
                         <pic:nvPicPr>
-                          <pic:cNvPr descr="3da06d4f4b3d2aa278d135a136d0e7c1407d167bb93961aafb3d4d7b424efcd4.jpg" id="184" name="Picture"/>
+                          <pic:cNvPr descr="3da06d4f4b3d2aa278d135a136d0e7c1407d167bb93961aafb3d4d7b424efcd4.jpg" id="179" name="Picture"/>
                           <pic:cNvPicPr>
                             <a:picLocks noChangeArrowheads="1" noChangeAspect="1"/>
                           </pic:cNvPicPr>
                         </pic:nvPicPr>
                         <pic:blipFill>
-                          <a:blip r:embed="rId182"/>
+                          <a:blip r:embed="rId177"/>
                           <a:stretch>
                             <a:fillRect/>
                           </a:stretch>
@@ -12261,18 +12255,18 @@
                 <wp:inline>
                   <wp:extent cx="1444752" cy="1255775"/>
                   <wp:effectExtent b="0" l="0" r="0" t="0"/>
-                  <wp:docPr descr="" title="" id="186" name="Picture"/>
+                  <wp:docPr descr="" title="" id="181" name="Picture"/>
                   <a:graphic>
                     <a:graphicData uri="http://schemas.openxmlformats.org/drawingml/2006/picture">
                       <pic:pic>
                         <pic:nvPicPr>
-                          <pic:cNvPr descr="e89d32a89b05d3e78b62e73e8a5960309e845d4280b2aeee9c1554cc92f38bbb.jpg" id="187" name="Picture"/>
+                          <pic:cNvPr descr="e89d32a89b05d3e78b62e73e8a5960309e845d4280b2aeee9c1554cc92f38bbb.jpg" id="182" name="Picture"/>
                           <pic:cNvPicPr>
                             <a:picLocks noChangeArrowheads="1" noChangeAspect="1"/>
                           </pic:cNvPicPr>
                         </pic:nvPicPr>
                         <pic:blipFill>
-                          <a:blip r:embed="rId185"/>
+                          <a:blip r:embed="rId180"/>
                           <a:stretch>
                             <a:fillRect/>
                           </a:stretch>
@@ -12376,18 +12370,18 @@
           <wp:inline>
             <wp:extent cx="3024000" cy="814882"/>
             <wp:effectExtent b="0" l="0" r="0" t="0"/>
-            <wp:docPr descr="" title="" id="189" name="Picture"/>
+            <wp:docPr descr="" title="" id="184" name="Picture"/>
             <a:graphic>
               <a:graphicData uri="http://schemas.openxmlformats.org/drawingml/2006/picture">
                 <pic:pic>
                   <pic:nvPicPr>
-                    <pic:cNvPr descr="40cac1351dfb2b6cd58d259c4f41945ecc6f202a6639a61ff431c4acb81d1a06.jpg" id="190" name="Picture"/>
+                    <pic:cNvPr descr="40cac1351dfb2b6cd58d259c4f41945ecc6f202a6639a61ff431c4acb81d1a06.jpg" id="185" name="Picture"/>
                     <pic:cNvPicPr>
                       <a:picLocks noChangeArrowheads="1" noChangeAspect="1"/>
                     </pic:cNvPicPr>
                   </pic:nvPicPr>
                   <pic:blipFill>
-                    <a:blip r:embed="rId188"/>
+                    <a:blip r:embed="rId183"/>
                     <a:stretch>
                       <a:fillRect/>
                     </a:stretch>
@@ -12676,7 +12670,8 @@
         <w:t xml:space="preserve">很难发生差向异构化。</w:t>
       </w:r>
     </w:p>
-    <w:bookmarkStart w:id="200" w:name="第-9-题13-分天然产物全合成"/>
+    <w:bookmarkEnd w:id="186"/>
+    <w:bookmarkStart w:id="196" w:name="第-9-题13-分天然产物全合成"/>
     <w:p>
       <w:pPr>
         <w:pStyle w:val="Heading3"/>
@@ -12812,18 +12807,18 @@
           <wp:inline>
             <wp:extent cx="3024000" cy="670332"/>
             <wp:effectExtent b="0" l="0" r="0" t="0"/>
-            <wp:docPr descr="" title="" id="192" name="Picture"/>
+            <wp:docPr descr="" title="" id="188" name="Picture"/>
             <a:graphic>
               <a:graphicData uri="http://schemas.openxmlformats.org/drawingml/2006/picture">
                 <pic:pic>
                   <pic:nvPicPr>
-                    <pic:cNvPr descr="79f33f3905adc7357a5fed908a02b918fcb7b719e02bb85633b83112a782194c.jpg" id="193" name="Picture"/>
+                    <pic:cNvPr descr="79f33f3905adc7357a5fed908a02b918fcb7b719e02bb85633b83112a782194c.jpg" id="189" name="Picture"/>
                     <pic:cNvPicPr>
                       <a:picLocks noChangeArrowheads="1" noChangeAspect="1"/>
                     </pic:cNvPicPr>
                   </pic:nvPicPr>
                   <pic:blipFill>
-                    <a:blip r:embed="rId191"/>
+                    <a:blip r:embed="rId187"/>
                     <a:stretch>
                       <a:fillRect/>
                     </a:stretch>
@@ -12904,18 +12899,18 @@
           <wp:inline>
             <wp:extent cx="3024000" cy="1582894"/>
             <wp:effectExtent b="0" l="0" r="0" t="0"/>
-            <wp:docPr descr="" title="" id="195" name="Picture"/>
+            <wp:docPr descr="" title="" id="191" name="Picture"/>
             <a:graphic>
               <a:graphicData uri="http://schemas.openxmlformats.org/drawingml/2006/picture">
                 <pic:pic>
                   <pic:nvPicPr>
-                    <pic:cNvPr descr="a7948ff966bcee986cf5b36d21153ca1f4960fae7792aac0d630fd118d5d2a1d.jpg" id="196" name="Picture"/>
+                    <pic:cNvPr descr="a7948ff966bcee986cf5b36d21153ca1f4960fae7792aac0d630fd118d5d2a1d.jpg" id="192" name="Picture"/>
                     <pic:cNvPicPr>
                       <a:picLocks noChangeArrowheads="1" noChangeAspect="1"/>
                     </pic:cNvPicPr>
                   </pic:nvPicPr>
                   <pic:blipFill>
-                    <a:blip r:embed="rId194"/>
+                    <a:blip r:embed="rId190"/>
                     <a:stretch>
                       <a:fillRect/>
                     </a:stretch>
@@ -13131,18 +13126,18 @@
           <wp:inline>
             <wp:extent cx="3024000" cy="1025670"/>
             <wp:effectExtent b="0" l="0" r="0" t="0"/>
-            <wp:docPr descr="" title="" id="198" name="Picture"/>
+            <wp:docPr descr="" title="" id="194" name="Picture"/>
             <a:graphic>
               <a:graphicData uri="http://schemas.openxmlformats.org/drawingml/2006/picture">
                 <pic:pic>
                   <pic:nvPicPr>
-                    <pic:cNvPr descr="77d3a2c37498204fbdac43486c24e3e36c3dbdfb794b0d60769fefaad9f252b1.jpg" id="199" name="Picture"/>
+                    <pic:cNvPr descr="77d3a2c37498204fbdac43486c24e3e36c3dbdfb794b0d60769fefaad9f252b1.jpg" id="195" name="Picture"/>
                     <pic:cNvPicPr>
                       <a:picLocks noChangeArrowheads="1" noChangeAspect="1"/>
                     </pic:cNvPicPr>
                   </pic:nvPicPr>
                   <pic:blipFill>
-                    <a:blip r:embed="rId197"/>
+                    <a:blip r:embed="rId193"/>
                     <a:stretch>
                       <a:fillRect/>
                     </a:stretch>
@@ -13169,8 +13164,8 @@
         </w:drawing>
       </w:r>
     </w:p>
-    <w:bookmarkEnd w:id="200"/>
-    <w:bookmarkStart w:id="207" w:name="第-10-题13-分the-first-eye"/>
+    <w:bookmarkEnd w:id="196"/>
+    <w:bookmarkStart w:id="203" w:name="第-10-题13-分the-first-eye"/>
     <w:p>
       <w:pPr>
         <w:pStyle w:val="Heading3"/>
@@ -13248,18 +13243,18 @@
           <wp:inline>
             <wp:extent cx="1731264" cy="1408175"/>
             <wp:effectExtent b="0" l="0" r="0" t="0"/>
-            <wp:docPr descr="" title="" id="202" name="Picture"/>
+            <wp:docPr descr="" title="" id="198" name="Picture"/>
             <a:graphic>
               <a:graphicData uri="http://schemas.openxmlformats.org/drawingml/2006/picture">
                 <pic:pic>
                   <pic:nvPicPr>
-                    <pic:cNvPr descr="10ca38e96e4c03742b74a45abaa925096040e597b2256946fe92074a68bf9350.jpg" id="203" name="Picture"/>
+                    <pic:cNvPr descr="10ca38e96e4c03742b74a45abaa925096040e597b2256946fe92074a68bf9350.jpg" id="199" name="Picture"/>
                     <pic:cNvPicPr>
                       <a:picLocks noChangeArrowheads="1" noChangeAspect="1"/>
                     </pic:cNvPicPr>
                   </pic:nvPicPr>
                   <pic:blipFill>
-                    <a:blip r:embed="rId201"/>
+                    <a:blip r:embed="rId197"/>
                     <a:stretch>
                       <a:fillRect/>
                     </a:stretch>
@@ -13358,18 +13353,18 @@
           <wp:inline>
             <wp:extent cx="3024000" cy="534515"/>
             <wp:effectExtent b="0" l="0" r="0" t="0"/>
-            <wp:docPr descr="" title="" id="205" name="Picture"/>
+            <wp:docPr descr="" title="" id="201" name="Picture"/>
             <a:graphic>
               <a:graphicData uri="http://schemas.openxmlformats.org/drawingml/2006/picture">
                 <pic:pic>
                   <pic:nvPicPr>
-                    <pic:cNvPr descr="681453ab9952b3a44c90524719972c543c99d153ea7335799cd8af98be8f0a57.jpg" id="206" name="Picture"/>
+                    <pic:cNvPr descr="681453ab9952b3a44c90524719972c543c99d153ea7335799cd8af98be8f0a57.jpg" id="202" name="Picture"/>
                     <pic:cNvPicPr>
                       <a:picLocks noChangeArrowheads="1" noChangeAspect="1"/>
                     </pic:cNvPicPr>
                   </pic:nvPicPr>
                   <pic:blipFill>
-                    <a:blip r:embed="rId204"/>
+                    <a:blip r:embed="rId200"/>
                     <a:stretch>
                       <a:fillRect/>
                     </a:stretch>
@@ -15187,9 +15182,9 @@
         <w:t xml:space="preserve">可以被中间体螯合。</w:t>
       </w:r>
     </w:p>
-    <w:bookmarkEnd w:id="207"/>
-    <w:bookmarkEnd w:id="208"/>
-    <w:bookmarkEnd w:id="209"/>
+    <w:bookmarkEnd w:id="203"/>
+    <w:bookmarkEnd w:id="204"/>
+    <w:bookmarkEnd w:id="205"/>
     <w:sectPr>
       <w:footerReference r:id="rId9" w:type="default"/>
       <w:headerReference r:id="rId10" w:type="default"/>
@@ -15491,6 +15486,91 @@
       </w:pPr>
     </w:lvl>
   </w:abstractNum>
+  <w:abstractNum w:abstractNumId="99721">
+    <w:nsid w:val="00A99721"/>
+    <w:multiLevelType w:val="multilevel"/>
+    <w:lvl w:ilvl="0">
+      <w:start w:val="1"/>
+      <w:numFmt w:val="lowerLetter"/>
+      <w:lvlText w:val="%1)"/>
+      <w:lvlJc w:val="left"/>
+      <w:pPr>
+        <w:ind w:left="720" w:hanging="360"/>
+      </w:pPr>
+    </w:lvl>
+    <w:lvl w:ilvl="1">
+      <w:start w:val="1"/>
+      <w:numFmt w:val="lowerLetter"/>
+      <w:lvlText w:val="%2)"/>
+      <w:lvlJc w:val="left"/>
+      <w:pPr>
+        <w:ind w:left="1440" w:hanging="360"/>
+      </w:pPr>
+    </w:lvl>
+    <w:lvl w:ilvl="2">
+      <w:start w:val="1"/>
+      <w:numFmt w:val="lowerLetter"/>
+      <w:lvlText w:val="%3)"/>
+      <w:lvlJc w:val="left"/>
+      <w:pPr>
+        <w:ind w:left="2160" w:hanging="360"/>
+      </w:pPr>
+    </w:lvl>
+    <w:lvl w:ilvl="3">
+      <w:start w:val="1"/>
+      <w:numFmt w:val="lowerLetter"/>
+      <w:lvlText w:val="%4)"/>
+      <w:lvlJc w:val="left"/>
+      <w:pPr>
+        <w:ind w:left="2880" w:hanging="360"/>
+      </w:pPr>
+    </w:lvl>
+    <w:lvl w:ilvl="4">
+      <w:start w:val="1"/>
+      <w:numFmt w:val="lowerLetter"/>
+      <w:lvlText w:val="%5)"/>
+      <w:lvlJc w:val="left"/>
+      <w:pPr>
+        <w:ind w:left="3600" w:hanging="360"/>
+      </w:pPr>
+    </w:lvl>
+    <w:lvl w:ilvl="5">
+      <w:start w:val="1"/>
+      <w:numFmt w:val="lowerLetter"/>
+      <w:lvlText w:val="%6)"/>
+      <w:lvlJc w:val="left"/>
+      <w:pPr>
+        <w:ind w:left="4320" w:hanging="360"/>
+      </w:pPr>
+    </w:lvl>
+    <w:lvl w:ilvl="6">
+      <w:start w:val="1"/>
+      <w:numFmt w:val="lowerLetter"/>
+      <w:lvlText w:val="%7)"/>
+      <w:lvlJc w:val="left"/>
+      <w:pPr>
+        <w:ind w:left="5040" w:hanging="360"/>
+      </w:pPr>
+    </w:lvl>
+    <w:lvl w:ilvl="7">
+      <w:start w:val="1"/>
+      <w:numFmt w:val="lowerLetter"/>
+      <w:lvlText w:val="%8)"/>
+      <w:lvlJc w:val="left"/>
+      <w:pPr>
+        <w:ind w:left="5760" w:hanging="360"/>
+      </w:pPr>
+    </w:lvl>
+    <w:lvl w:ilvl="8">
+      <w:start w:val="1"/>
+      <w:numFmt w:val="lowerLetter"/>
+      <w:lvlText w:val="%9)"/>
+      <w:lvlJc w:val="left"/>
+      <w:pPr>
+        <w:ind w:left="6480" w:hanging="360"/>
+      </w:pPr>
+    </w:lvl>
+  </w:abstractNum>
   <w:abstractNum w:abstractNumId="99732">
     <w:nsid w:val="00A99732"/>
     <w:multiLevelType w:val="multilevel"/>
@@ -15610,6 +15690,36 @@
     </w:lvlOverride>
   </w:num>
   <w:num w:numId="1002">
+    <w:abstractNumId w:val="99721"/>
+    <w:lvlOverride w:ilvl="0">
+      <w:startOverride w:val="1"/>
+    </w:lvlOverride>
+    <w:lvlOverride w:ilvl="1">
+      <w:startOverride w:val="1"/>
+    </w:lvlOverride>
+    <w:lvlOverride w:ilvl="2">
+      <w:startOverride w:val="1"/>
+    </w:lvlOverride>
+    <w:lvlOverride w:ilvl="3">
+      <w:startOverride w:val="1"/>
+    </w:lvlOverride>
+    <w:lvlOverride w:ilvl="4">
+      <w:startOverride w:val="1"/>
+    </w:lvlOverride>
+    <w:lvlOverride w:ilvl="5">
+      <w:startOverride w:val="1"/>
+    </w:lvlOverride>
+    <w:lvlOverride w:ilvl="6">
+      <w:startOverride w:val="1"/>
+    </w:lvlOverride>
+    <w:lvlOverride w:ilvl="7">
+      <w:startOverride w:val="1"/>
+    </w:lvlOverride>
+    <w:lvlOverride w:ilvl="8">
+      <w:startOverride w:val="1"/>
+    </w:lvlOverride>
+  </w:num>
+  <w:num w:numId="1003">
     <w:abstractNumId w:val="99732"/>
     <w:lvlOverride w:ilvl="0">
       <w:startOverride w:val="2"/>
@@ -15639,7 +15749,7 @@
       <w:startOverride w:val="2"/>
     </w:lvlOverride>
   </w:num>
-  <w:num w:numId="1003">
+  <w:num w:numId="1004">
     <w:abstractNumId w:val="99433"/>
     <w:lvlOverride w:ilvl="0">
       <w:startOverride w:val="3"/>
